--- a/hin/docx/62.content.docx
+++ b/hin/docx/62.content.docx
@@ -19,7 +19,7 @@
         <w:rPr>
           <w:lang w:val="hi_IN" w:bidi="hi_IN"/>
         </w:rPr>
-        <w:t>Resource: अध्ययन नोट्स - पुस्तक परिचय (टिंडेल)</w:t>
+        <w:t>Resource: Tyndale Open Study Notes</w:t>
       </w:r>
       <w:r>
         <w:rPr>
@@ -112,7 +112,7 @@
         <w:rPr>
           <w:lang w:val="hi_IN" w:bidi="hi_IN"/>
         </w:rPr>
-        <w:t>अध्ययन नोट्स - पुस्तक परिचय (टिंडेल)</w:t>
+        <w:t>Tyndale Open Study Notes</w:t>
       </w:r>
     </w:p>
     <w:p>

--- a/hin/docx/62.content.docx
+++ b/hin/docx/62.content.docx
@@ -19,7 +19,7 @@
         <w:rPr>
           <w:lang w:val="hi_IN" w:bidi="hi_IN"/>
         </w:rPr>
-        <w:t>Resource: Tyndale Open Study Notes</w:t>
+        <w:t>Resource: Aquifer Open Study Notes (Book Intros)</w:t>
       </w:r>
       <w:r>
         <w:rPr>
@@ -112,7 +112,7 @@
         <w:rPr>
           <w:lang w:val="hi_IN" w:bidi="hi_IN"/>
         </w:rPr>
-        <w:t>Tyndale Open Study Notes</w:t>
+        <w:t>Aquifer Open Study Notes (Book Intros)</w:t>
       </w:r>
     </w:p>
     <w:p>

--- a/hin/docx/62.content.docx
+++ b/hin/docx/62.content.docx
@@ -302,18 +302,12 @@
         </w:rPr>
         <w:t xml:space="preserve"> में परमेश्वर थे (देखें </w:t>
       </w:r>
-      <w:hyperlink r:id="rId13">
-        <w:r>
-          <w:rPr>
-            <w:lang w:val="hi_IN" w:bidi="hi_IN"/>
-          </w:rPr>
-          <w:rPr>
-            <w:color w:val="0000EE"/>
-            <w:u w:val="single"/>
-          </w:rPr>
-          <w:t>4:1–3</w:t>
-        </w:r>
-      </w:hyperlink>
+      <w:r>
+        <w:rPr>
+          <w:lang w:val="hi_IN" w:bidi="hi_IN"/>
+        </w:rPr>
+        <w:t>4:1–3</w:t>
+      </w:r>
       <w:r>
         <w:rPr>
           <w:lang w:val="hi_IN" w:bidi="hi_IN"/>
@@ -334,18 +328,12 @@
         </w:rPr>
         <w:t xml:space="preserve"> प्रेरितों की संगति को छोड़कर, पुनः प्रतिद्वंद्वी दल ने यह प्रकट कर दिया कि वे वास्तव में परमेश्वर के परिवार के सदस्य नहीं थे (</w:t>
       </w:r>
-      <w:hyperlink r:id="rId14">
-        <w:r>
-          <w:rPr>
-            <w:lang w:val="hi_IN" w:bidi="hi_IN"/>
-          </w:rPr>
-          <w:rPr>
-            <w:color w:val="0000EE"/>
-            <w:u w:val="single"/>
-          </w:rPr>
-          <w:t>2:18–19</w:t>
-        </w:r>
-      </w:hyperlink>
+      <w:r>
+        <w:rPr>
+          <w:lang w:val="hi_IN" w:bidi="hi_IN"/>
+        </w:rPr>
+        <w:t>2:18–19</w:t>
+      </w:r>
       <w:r>
         <w:rPr>
           <w:lang w:val="hi_IN" w:bidi="hi_IN"/>
@@ -366,18 +354,12 @@
         </w:rPr>
         <w:t xml:space="preserve">यूहन्ना ने विशेष रूप से उस झूठी शिक्षा का सामना किया हो सकता है जिसे सेरिंथुस द्वारा प्रचारित किया गया था। सेरिंथुस एक ऐसे समूह के नेता थे, जिनमें गूढ़ ज्ञानवाद प्रवृत्तियाँ थीं। सेरिंथुस ने सिखाया कि यीशु का जन्म एक कुँवारी से नहीं हुआ था, बल्कि वे यूसुफ और मरियम के पुत्र के रूप में एक सामान्य मानव थे, जो अन्य पुरुषों की तुलना में अधिक धर्मी, समझदार और बुद्धिमान थे। उसने यह भी सिखाया कि यीशु के बपतिस्मा के समय, "मसीह" शाश्वत पिता की ओर से कबूतर के रूप में उन पर उतरे। "मसीह" ने तब अज्ञात पिता का प्रचार किया और चमत्कार किए। अंत में, "मसीह" उस मनुष्य "यीशु" से अलग हो गए और फिर यीशु (लेकिन "मसीह" नहीं) ने दुःख उठाया और मृत्यु को प्राप्त हुए। "मसीह" अप्रभावित रहे क्योंकि वे एक आत्मिक सत्ता थे। यूहन्ना संभवतः </w:t>
       </w:r>
-      <w:hyperlink r:id="rId15">
-        <w:r>
-          <w:rPr>
-            <w:lang w:val="hi_IN" w:bidi="hi_IN"/>
-          </w:rPr>
-          <w:rPr>
-            <w:color w:val="0000EE"/>
-            <w:u w:val="single"/>
-          </w:rPr>
-          <w:t>5:5–8</w:t>
-        </w:r>
-      </w:hyperlink>
+      <w:r>
+        <w:rPr>
+          <w:lang w:val="hi_IN" w:bidi="hi_IN"/>
+        </w:rPr>
+        <w:t>5:5–8</w:t>
+      </w:r>
       <w:r>
         <w:rPr>
           <w:lang w:val="hi_IN" w:bidi="hi_IN"/>
@@ -398,18 +380,12 @@
         </w:rPr>
         <w:t xml:space="preserve">यह पहला पत्र यूहन्ना की देखरेख में कलीसियाओं को भेजा गया था (जिसमें वे कलीसिया शामिल हैं जो </w:t>
       </w:r>
-      <w:hyperlink r:id="rId16">
-        <w:r>
-          <w:rPr>
-            <w:lang w:val="hi_IN" w:bidi="hi_IN"/>
-          </w:rPr>
-          <w:rPr>
-            <w:color w:val="0000EE"/>
-            <w:u w:val="single"/>
-          </w:rPr>
-          <w:t>प्रकाशितवाक्य 1:11</w:t>
-        </w:r>
-      </w:hyperlink>
+      <w:r>
+        <w:rPr>
+          <w:lang w:val="hi_IN" w:bidi="hi_IN"/>
+        </w:rPr>
+        <w:t>प्रकाशितवाक्य 1:11</w:t>
+      </w:r>
       <w:r>
         <w:rPr>
           <w:lang w:val="hi_IN" w:bidi="hi_IN"/>
@@ -614,36 +590,24 @@
         </w:rPr>
         <w:t xml:space="preserve">कुछ विद्वानों ने सुझाव दिया है कि 1–3 यूहन्ना पत्रियों के लेखक प्रेरित यूहन्ना नहीं, बल्कि एक मसीही प्राचीन यूहन्ना थे (देखें </w:t>
       </w:r>
-      <w:hyperlink r:id="rId17">
-        <w:r>
-          <w:rPr>
-            <w:lang w:val="hi_IN" w:bidi="hi_IN"/>
-          </w:rPr>
-          <w:rPr>
-            <w:color w:val="0000EE"/>
-            <w:u w:val="single"/>
-          </w:rPr>
-          <w:t>2 यूह 1:1</w:t>
-        </w:r>
-      </w:hyperlink>
+      <w:r>
+        <w:rPr>
+          <w:lang w:val="hi_IN" w:bidi="hi_IN"/>
+        </w:rPr>
+        <w:t>2 यूह 1:1</w:t>
+      </w:r>
       <w:r>
         <w:rPr>
           <w:lang w:val="hi_IN" w:bidi="hi_IN"/>
         </w:rPr>
         <w:t xml:space="preserve">; </w:t>
       </w:r>
-      <w:hyperlink r:id="rId18">
-        <w:r>
-          <w:rPr>
-            <w:lang w:val="hi_IN" w:bidi="hi_IN"/>
-          </w:rPr>
-          <w:rPr>
-            <w:color w:val="0000EE"/>
-            <w:u w:val="single"/>
-          </w:rPr>
-          <w:t>3 यूह 1:1</w:t>
-        </w:r>
-      </w:hyperlink>
+      <w:r>
+        <w:rPr>
+          <w:lang w:val="hi_IN" w:bidi="hi_IN"/>
+        </w:rPr>
+        <w:t>3 यूह 1:1</w:t>
+      </w:r>
       <w:r>
         <w:rPr>
           <w:lang w:val="hi_IN" w:bidi="hi_IN"/>
@@ -730,162 +694,108 @@
         </w:rPr>
         <w:t>" कहा गया है ( (</w:t>
       </w:r>
-      <w:hyperlink r:id="rId19">
-        <w:r>
-          <w:rPr>
-            <w:lang w:val="hi_IN" w:bidi="hi_IN"/>
-          </w:rPr>
-          <w:rPr>
-            <w:color w:val="0000EE"/>
-            <w:u w:val="single"/>
-          </w:rPr>
-          <w:t>यूह 13:23</w:t>
-        </w:r>
-      </w:hyperlink>
+      <w:r>
+        <w:rPr>
+          <w:lang w:val="hi_IN" w:bidi="hi_IN"/>
+        </w:rPr>
+        <w:t>यूह 13:23</w:t>
+      </w:r>
       <w:r>
         <w:rPr>
           <w:lang w:val="hi_IN" w:bidi="hi_IN"/>
         </w:rPr>
         <w:t xml:space="preserve">; </w:t>
       </w:r>
-      <w:hyperlink r:id="rId20">
-        <w:r>
-          <w:rPr>
-            <w:lang w:val="hi_IN" w:bidi="hi_IN"/>
-          </w:rPr>
-          <w:rPr>
-            <w:color w:val="0000EE"/>
-            <w:u w:val="single"/>
-          </w:rPr>
-          <w:t>19:26</w:t>
-        </w:r>
-      </w:hyperlink>
+      <w:r>
+        <w:rPr>
+          <w:lang w:val="hi_IN" w:bidi="hi_IN"/>
+        </w:rPr>
+        <w:t>19:26</w:t>
+      </w:r>
       <w:r>
         <w:rPr>
           <w:lang w:val="hi_IN" w:bidi="hi_IN"/>
         </w:rPr>
         <w:t xml:space="preserve">; </w:t>
       </w:r>
-      <w:hyperlink r:id="rId21">
-        <w:r>
-          <w:rPr>
-            <w:lang w:val="hi_IN" w:bidi="hi_IN"/>
-          </w:rPr>
-          <w:rPr>
-            <w:color w:val="0000EE"/>
-            <w:u w:val="single"/>
-          </w:rPr>
-          <w:t>20:2</w:t>
-        </w:r>
-      </w:hyperlink>
+      <w:r>
+        <w:rPr>
+          <w:lang w:val="hi_IN" w:bidi="hi_IN"/>
+        </w:rPr>
+        <w:t>20:2</w:t>
+      </w:r>
       <w:r>
         <w:rPr>
           <w:lang w:val="hi_IN" w:bidi="hi_IN"/>
         </w:rPr>
         <w:t xml:space="preserve">; </w:t>
       </w:r>
-      <w:hyperlink r:id="rId22">
-        <w:r>
-          <w:rPr>
-            <w:lang w:val="hi_IN" w:bidi="hi_IN"/>
-          </w:rPr>
-          <w:rPr>
-            <w:color w:val="0000EE"/>
-            <w:u w:val="single"/>
-          </w:rPr>
-          <w:t>21:7</w:t>
-        </w:r>
-      </w:hyperlink>
+      <w:r>
+        <w:rPr>
+          <w:lang w:val="hi_IN" w:bidi="hi_IN"/>
+        </w:rPr>
+        <w:t>21:7</w:t>
+      </w:r>
       <w:r>
         <w:rPr>
           <w:lang w:val="hi_IN" w:bidi="hi_IN"/>
         </w:rPr>
         <w:t xml:space="preserve">, </w:t>
       </w:r>
-      <w:hyperlink r:id="rId23">
-        <w:r>
-          <w:rPr>
-            <w:lang w:val="hi_IN" w:bidi="hi_IN"/>
-          </w:rPr>
-          <w:rPr>
-            <w:color w:val="0000EE"/>
-            <w:u w:val="single"/>
-          </w:rPr>
-          <w:t>20</w:t>
-        </w:r>
-      </w:hyperlink>
+      <w:r>
+        <w:rPr>
+          <w:lang w:val="hi_IN" w:bidi="hi_IN"/>
+        </w:rPr>
+        <w:t>20</w:t>
+      </w:r>
       <w:r>
         <w:rPr>
           <w:lang w:val="hi_IN" w:bidi="hi_IN"/>
         </w:rPr>
         <w:t xml:space="preserve">)। वे बारह शिष्यों में से एक थे और यीशु के बहुत निकट मित्र थे। लेखक का प्रत्यक्षदर्शी होने का दावा पत्रों (देखें </w:t>
       </w:r>
-      <w:hyperlink r:id="rId24">
-        <w:r>
-          <w:rPr>
-            <w:lang w:val="hi_IN" w:bidi="hi_IN"/>
-          </w:rPr>
-          <w:rPr>
-            <w:color w:val="0000EE"/>
-            <w:u w:val="single"/>
-          </w:rPr>
-          <w:t>1 यूह 1:1–4</w:t>
-        </w:r>
-      </w:hyperlink>
+      <w:r>
+        <w:rPr>
+          <w:lang w:val="hi_IN" w:bidi="hi_IN"/>
+        </w:rPr>
+        <w:t>1 यूह 1:1–4</w:t>
+      </w:r>
       <w:r>
         <w:rPr>
           <w:lang w:val="hi_IN" w:bidi="hi_IN"/>
         </w:rPr>
         <w:t>) में उतना ही दृढ़ है जितना सुसमाचार में (</w:t>
       </w:r>
-      <w:hyperlink r:id="rId25">
-        <w:r>
-          <w:rPr>
-            <w:lang w:val="hi_IN" w:bidi="hi_IN"/>
-          </w:rPr>
-          <w:rPr>
-            <w:color w:val="0000EE"/>
-            <w:u w:val="single"/>
-          </w:rPr>
-          <w:t>यूह 1:14</w:t>
-        </w:r>
-      </w:hyperlink>
+      <w:r>
+        <w:rPr>
+          <w:lang w:val="hi_IN" w:bidi="hi_IN"/>
+        </w:rPr>
+        <w:t>यूह 1:14</w:t>
+      </w:r>
       <w:r>
         <w:rPr>
           <w:lang w:val="hi_IN" w:bidi="hi_IN"/>
         </w:rPr>
         <w:t xml:space="preserve">; </w:t>
       </w:r>
-      <w:hyperlink r:id="rId26">
-        <w:r>
-          <w:rPr>
-            <w:lang w:val="hi_IN" w:bidi="hi_IN"/>
-          </w:rPr>
-          <w:rPr>
-            <w:color w:val="0000EE"/>
-            <w:u w:val="single"/>
-          </w:rPr>
-          <w:t>19:35</w:t>
-        </w:r>
-      </w:hyperlink>
+      <w:r>
+        <w:rPr>
+          <w:lang w:val="hi_IN" w:bidi="hi_IN"/>
+        </w:rPr>
+        <w:t>19:35</w:t>
+      </w:r>
       <w:r>
         <w:rPr>
           <w:lang w:val="hi_IN" w:bidi="hi_IN"/>
         </w:rPr>
         <w:t>)। 1 यूहन्ना के लेखक ने स्वयं अनन्त वचन, जो देहधारी हुआ, उसे सुना, देखा और छूने का दावा किया (</w:t>
       </w:r>
-      <w:hyperlink r:id="rId24">
-        <w:r>
-          <w:rPr>
-            <w:lang w:val="hi_IN" w:bidi="hi_IN"/>
-          </w:rPr>
-          <w:rPr>
-            <w:color w:val="0000EE"/>
-            <w:u w:val="single"/>
-          </w:rPr>
-          <w:t>1 यूह 1:1–4</w:t>
-        </w:r>
-      </w:hyperlink>
+      <w:r>
+        <w:rPr>
+          <w:lang w:val="hi_IN" w:bidi="hi_IN"/>
+        </w:rPr>
+        <w:t>1 यूह 1:1–4</w:t>
+      </w:r>
       <w:r>
         <w:rPr>
           <w:lang w:val="hi_IN" w:bidi="hi_IN"/>
@@ -917,108 +827,72 @@
         </w:rPr>
         <w:t>यूहन्ना का पहला पत्र स्वाभाविक रूप से उनके सुसमाचार में पाए गए विषयों और शिक्षाओं को जारी रखता है। यूहन्ना का सुसमाचार दिखाता है कि यह यीशु का मिशन था कि वे परमेश्वर पिता को प्रकट करें और विश्वासियों को पिता और पुत्र के साथ पवित्र आत्मा के माध्यम से एकता में लाएँ। यूहन्ना का पहला पत्र इस बात पर जोर देता है कि मसीही अपने दैनिक जीवन में परमेश्वर का अनुभव कैसे करते हैं, जैसा कि कलीसिया समाज के अन्य सदस्यों के साथ उनके संबंधों से प्रदर्शित होता है। हमें एक-दूसरे से प्रेम करके परमेश्वर के प्रति अपने प्रेम को प्रदर्शित करना चाहिए। यह आज्ञा सीधे यीशु से आई थी (</w:t>
       </w:r>
-      <w:hyperlink r:id="rId27">
-        <w:r>
-          <w:rPr>
-            <w:lang w:val="hi_IN" w:bidi="hi_IN"/>
-          </w:rPr>
-          <w:rPr>
-            <w:color w:val="0000EE"/>
-            <w:u w:val="single"/>
-          </w:rPr>
-          <w:t>यूह 13:34</w:t>
-        </w:r>
-      </w:hyperlink>
+      <w:r>
+        <w:rPr>
+          <w:lang w:val="hi_IN" w:bidi="hi_IN"/>
+        </w:rPr>
+        <w:t>यूह 13:34</w:t>
+      </w:r>
       <w:r>
         <w:rPr>
           <w:lang w:val="hi_IN" w:bidi="hi_IN"/>
         </w:rPr>
         <w:t xml:space="preserve">; </w:t>
       </w:r>
-      <w:hyperlink r:id="rId28">
-        <w:r>
-          <w:rPr>
-            <w:lang w:val="hi_IN" w:bidi="hi_IN"/>
-          </w:rPr>
-          <w:rPr>
-            <w:color w:val="0000EE"/>
-            <w:u w:val="single"/>
-          </w:rPr>
-          <w:t>15:17</w:t>
-        </w:r>
-      </w:hyperlink>
+      <w:r>
+        <w:rPr>
+          <w:lang w:val="hi_IN" w:bidi="hi_IN"/>
+        </w:rPr>
+        <w:t>15:17</w:t>
+      </w:r>
       <w:r>
         <w:rPr>
           <w:lang w:val="hi_IN" w:bidi="hi_IN"/>
         </w:rPr>
         <w:t>) और यूहन्ना इसे अक्सर दोहराते हैं (</w:t>
       </w:r>
-      <w:hyperlink r:id="rId29">
-        <w:r>
-          <w:rPr>
-            <w:lang w:val="hi_IN" w:bidi="hi_IN"/>
-          </w:rPr>
-          <w:rPr>
-            <w:color w:val="0000EE"/>
-            <w:u w:val="single"/>
-          </w:rPr>
-          <w:t>1 यूह 2:7</w:t>
-        </w:r>
-      </w:hyperlink>
+      <w:r>
+        <w:rPr>
+          <w:lang w:val="hi_IN" w:bidi="hi_IN"/>
+        </w:rPr>
+        <w:t>1 यूह 2:7</w:t>
+      </w:r>
       <w:r>
         <w:rPr>
           <w:lang w:val="hi_IN" w:bidi="hi_IN"/>
         </w:rPr>
         <w:t xml:space="preserve">; </w:t>
       </w:r>
-      <w:hyperlink r:id="rId30">
-        <w:r>
-          <w:rPr>
-            <w:lang w:val="hi_IN" w:bidi="hi_IN"/>
-          </w:rPr>
-          <w:rPr>
-            <w:color w:val="0000EE"/>
-            <w:u w:val="single"/>
-          </w:rPr>
-          <w:t>3:11</w:t>
-        </w:r>
-      </w:hyperlink>
+      <w:r>
+        <w:rPr>
+          <w:lang w:val="hi_IN" w:bidi="hi_IN"/>
+        </w:rPr>
+        <w:t>3:11</w:t>
+      </w:r>
       <w:r>
         <w:rPr>
           <w:lang w:val="hi_IN" w:bidi="hi_IN"/>
         </w:rPr>
         <w:t xml:space="preserve">, </w:t>
       </w:r>
-      <w:hyperlink r:id="rId31">
-        <w:r>
-          <w:rPr>
-            <w:lang w:val="hi_IN" w:bidi="hi_IN"/>
-          </w:rPr>
-          <w:rPr>
-            <w:color w:val="0000EE"/>
-            <w:u w:val="single"/>
-          </w:rPr>
-          <w:t>23</w:t>
-        </w:r>
-      </w:hyperlink>
+      <w:r>
+        <w:rPr>
+          <w:lang w:val="hi_IN" w:bidi="hi_IN"/>
+        </w:rPr>
+        <w:t>23</w:t>
+      </w:r>
       <w:r>
         <w:rPr>
           <w:lang w:val="hi_IN" w:bidi="hi_IN"/>
         </w:rPr>
         <w:t xml:space="preserve">; </w:t>
       </w:r>
-      <w:hyperlink r:id="rId32">
-        <w:r>
-          <w:rPr>
-            <w:lang w:val="hi_IN" w:bidi="hi_IN"/>
-          </w:rPr>
-          <w:rPr>
-            <w:color w:val="0000EE"/>
-            <w:u w:val="single"/>
-          </w:rPr>
-          <w:t>2 यूह 1:5–6</w:t>
-        </w:r>
-      </w:hyperlink>
+      <w:r>
+        <w:rPr>
+          <w:lang w:val="hi_IN" w:bidi="hi_IN"/>
+        </w:rPr>
+        <w:t>2 यूह 1:5–6</w:t>
+      </w:r>
       <w:r>
         <w:rPr>
           <w:lang w:val="hi_IN" w:bidi="hi_IN"/>
